--- a/Раздел_1.4.5_логическая_модель.docx
+++ b/Раздел_1.4.5_логическая_модель.docx
@@ -27,7 +27,7 @@
           <w:b w:val="0"/>
           <w:sz w:val="28"/>
         </w:rPr>
-        <w:t>Логическая модель базы данных приведена на рисунке 10. В ней выделены две сущности: «Прогон тестов» — сведения об отдельном запуске набора автотестов, и «Результат теста» — результат выполнения отдельного тест-кейса в рамках прогона. Сущности связаны отношением «один ко многим» (1:N): один прогон содержит множество результатов тестов, и каждый результат принадлежит ровно одному прогону. Связь идентифицирующая и реализуется внешним ключом «ИД прогона» в сущности «Результат теста», ссылающимся на первичный ключ сущности «Прогон тестов».</w:t>
+        <w:t>Логическая модель базы данных приведена на рисунке 10. В ней выделены две сущности: test_run — сведения об отдельном запуске набора автотестов (прогон), и test_case — результат выполнения отдельного тест-кейса в рамках прогона. Сущности связаны отношением «один ко многим» (1:N): один прогон содержит множество результатов тестов, и каждый результат принадлежит ровно одному прогону. Связь идентифицирующая и реализуется внешним ключом run_id в сущности test_case, ссылающимся на первичный ключ id сущности test_run.</w:t>
       </w:r>
     </w:p>
     <w:p>
@@ -39,7 +39,7 @@
       <w:r>
         <w:drawing>
           <wp:inline xmlns:a="http://schemas.openxmlformats.org/drawingml/2006/main" xmlns:pic="http://schemas.openxmlformats.org/drawingml/2006/picture">
-            <wp:extent cx="5580000" cy="2443347"/>
+            <wp:extent cx="5580000" cy="3493496"/>
             <wp:docPr id="1" name="Picture 1"/>
             <wp:cNvGraphicFramePr>
               <a:graphicFrameLocks noChangeAspect="1"/>
@@ -60,7 +60,7 @@
                   <pic:spPr>
                     <a:xfrm>
                       <a:off x="0" y="0"/>
-                      <a:ext cx="5580000" cy="2443347"/>
+                      <a:ext cx="5580000" cy="3493496"/>
                     </a:xfrm>
                     <a:prstGeom prst="rect"/>
                   </pic:spPr>
@@ -96,52 +96,1439 @@
           <w:b w:val="0"/>
           <w:sz w:val="28"/>
         </w:rPr>
-        <w:t>На логическом уровне для каждой сущности фиксируется состав атрибутов с указанием логического типа (целочисленный, строковый, дата-время, логический) — без привязки к конкретным типам SQLite, которые задаются в физической модели. Детальные спецификации с физическими типами приведены далее в таблицах 34 и 35.</w:t>
+        <w:t>На логическом уровне для каждой сущности фиксируется состав атрибутов с указанием логического типа (целочисленный, строковый, дата-время, логический) и роли ключа — без привязки к конкретным типам SQLite, ограничениям и индексам, которые задаются в физической модели. Имена атрибутов соответствуют полям реальной базы данных. Состав атрибутов сущностей логической модели приведён в таблице 34.</w:t>
       </w:r>
     </w:p>
     <w:p>
       <w:pPr>
-        <w:ind w:firstLine="425"/>
-        <w:jc w:val="both"/>
+        <w:spacing w:before="160"/>
+        <w:jc w:val="right"/>
       </w:pPr>
-      <w:r>
-        <w:rPr>
-          <w:rFonts w:ascii="Times New Roman" w:hAnsi="Times New Roman" w:eastAsia="Times New Roman"/>
-          <w:b/>
-          <w:sz w:val="28"/>
-        </w:rPr>
-        <w:t>«Прогон тестов»</w:t>
-      </w:r>
       <w:r>
         <w:rPr>
           <w:rFonts w:ascii="Times New Roman" w:hAnsi="Times New Roman" w:eastAsia="Times New Roman"/>
           <w:b w:val="0"/>
           <w:sz w:val="28"/>
         </w:rPr>
-        <w:t xml:space="preserve"> — идентификатор прогона (первичный ключ, целочисленный), дата и время прогона (дата-время), файл метамодели (строковый), адрес тестируемого сайта (строковый), а также итоговые показатели: всего тестов, успешно, провалено, пропущено (целочисленные) и длительность прогона в миллисекундах (целочисленный).</w:t>
+        <w:t>Таблица 34</w:t>
       </w:r>
     </w:p>
     <w:p>
       <w:pPr>
-        <w:ind w:firstLine="425"/>
-        <w:jc w:val="both"/>
+        <w:spacing w:after="40"/>
+        <w:jc w:val="center"/>
       </w:pPr>
-      <w:r>
-        <w:rPr>
-          <w:rFonts w:ascii="Times New Roman" w:hAnsi="Times New Roman" w:eastAsia="Times New Roman"/>
-          <w:b/>
-          <w:sz w:val="28"/>
-        </w:rPr>
-        <w:t>«Результат теста»</w:t>
-      </w:r>
       <w:r>
         <w:rPr>
           <w:rFonts w:ascii="Times New Roman" w:hAnsi="Times New Roman" w:eastAsia="Times New Roman"/>
           <w:b w:val="0"/>
           <w:sz w:val="28"/>
         </w:rPr>
-        <w:t xml:space="preserve"> — идентификатор результата (первичный ключ, целочисленный), идентификатор прогона (внешний ключ на сущность «Прогон тестов», целочисленный), класс теста и метод теста (строковые), признак успешности (логический), сообщение об ошибке (строковый, может отсутствовать) и длительность выполнения в миллисекундах (целочисленный).</w:t>
+        <w:t>Атрибуты сущностей логической модели</w:t>
       </w:r>
+    </w:p>
+    <w:tbl>
+      <w:tblPr>
+        <w:tblStyle w:val="TableGrid"/>
+        <w:tblW w:type="auto" w:w="0"/>
+        <w:jc w:val="center"/>
+        <w:tblLook w:firstColumn="1" w:firstRow="1" w:lastColumn="0" w:lastRow="0" w:noHBand="0" w:noVBand="1" w:val="04A0"/>
+      </w:tblPr>
+      <w:tblGrid>
+        <w:gridCol w:w="2422"/>
+        <w:gridCol w:w="2422"/>
+        <w:gridCol w:w="2422"/>
+        <w:gridCol w:w="2422"/>
+      </w:tblGrid>
+      <w:tr>
+        <w:tc>
+          <w:tcPr>
+            <w:tcW w:type="dxa" w:w="1474"/>
+            <w:shd w:val="clear" w:color="auto" w:fill="D9D9D9"/>
+          </w:tcPr>
+          <w:p>
+            <w:pPr>
+              <w:spacing w:line="240" w:lineRule="auto" w:after="0"/>
+              <w:jc w:val="left"/>
+            </w:pPr>
+            <w:r/>
+            <w:r>
+              <w:rPr>
+                <w:rFonts w:ascii="Times New Roman" w:hAnsi="Times New Roman" w:eastAsia="Times New Roman"/>
+                <w:b/>
+                <w:sz w:val="24"/>
+              </w:rPr>
+              <w:t>Сущность</w:t>
+            </w:r>
+          </w:p>
+        </w:tc>
+        <w:tc>
+          <w:tcPr>
+            <w:tcW w:type="dxa" w:w="1814"/>
+            <w:shd w:val="clear" w:color="auto" w:fill="D9D9D9"/>
+          </w:tcPr>
+          <w:p>
+            <w:pPr>
+              <w:spacing w:line="240" w:lineRule="auto" w:after="0"/>
+              <w:jc w:val="left"/>
+            </w:pPr>
+            <w:r/>
+            <w:r>
+              <w:rPr>
+                <w:rFonts w:ascii="Times New Roman" w:hAnsi="Times New Roman" w:eastAsia="Times New Roman"/>
+                <w:b/>
+                <w:sz w:val="24"/>
+              </w:rPr>
+              <w:t>Атрибут</w:t>
+            </w:r>
+          </w:p>
+        </w:tc>
+        <w:tc>
+          <w:tcPr>
+            <w:tcW w:type="dxa" w:w="1871"/>
+            <w:shd w:val="clear" w:color="auto" w:fill="D9D9D9"/>
+          </w:tcPr>
+          <w:p>
+            <w:pPr>
+              <w:spacing w:line="240" w:lineRule="auto" w:after="0"/>
+              <w:jc w:val="left"/>
+            </w:pPr>
+            <w:r/>
+            <w:r>
+              <w:rPr>
+                <w:rFonts w:ascii="Times New Roman" w:hAnsi="Times New Roman" w:eastAsia="Times New Roman"/>
+                <w:b/>
+                <w:sz w:val="24"/>
+              </w:rPr>
+              <w:t>Логический тип</w:t>
+            </w:r>
+          </w:p>
+        </w:tc>
+        <w:tc>
+          <w:tcPr>
+            <w:tcW w:type="dxa" w:w="4195"/>
+            <w:shd w:val="clear" w:color="auto" w:fill="D9D9D9"/>
+          </w:tcPr>
+          <w:p>
+            <w:pPr>
+              <w:spacing w:line="240" w:lineRule="auto" w:after="0"/>
+              <w:jc w:val="left"/>
+            </w:pPr>
+            <w:r/>
+            <w:r>
+              <w:rPr>
+                <w:rFonts w:ascii="Times New Roman" w:hAnsi="Times New Roman" w:eastAsia="Times New Roman"/>
+                <w:b/>
+                <w:sz w:val="24"/>
+              </w:rPr>
+              <w:t>Ключ / связь</w:t>
+            </w:r>
+          </w:p>
+        </w:tc>
+      </w:tr>
+      <w:tr>
+        <w:tc>
+          <w:tcPr>
+            <w:tcW w:type="dxa" w:w="1474"/>
+          </w:tcPr>
+          <w:p>
+            <w:pPr>
+              <w:spacing w:line="240" w:lineRule="auto" w:after="0"/>
+              <w:jc w:val="left"/>
+            </w:pPr>
+            <w:r/>
+            <w:r>
+              <w:rPr>
+                <w:rFonts w:ascii="Times New Roman" w:hAnsi="Times New Roman" w:eastAsia="Times New Roman"/>
+                <w:b w:val="0"/>
+                <w:sz w:val="24"/>
+              </w:rPr>
+              <w:t>test_run</w:t>
+            </w:r>
+          </w:p>
+        </w:tc>
+        <w:tc>
+          <w:tcPr>
+            <w:tcW w:type="dxa" w:w="1814"/>
+          </w:tcPr>
+          <w:p>
+            <w:pPr>
+              <w:spacing w:line="240" w:lineRule="auto" w:after="0"/>
+              <w:jc w:val="left"/>
+            </w:pPr>
+            <w:r/>
+            <w:r>
+              <w:rPr>
+                <w:rFonts w:ascii="Times New Roman" w:hAnsi="Times New Roman" w:eastAsia="Times New Roman"/>
+                <w:b w:val="0"/>
+                <w:sz w:val="24"/>
+              </w:rPr>
+              <w:t>id</w:t>
+            </w:r>
+          </w:p>
+        </w:tc>
+        <w:tc>
+          <w:tcPr>
+            <w:tcW w:type="dxa" w:w="1871"/>
+          </w:tcPr>
+          <w:p>
+            <w:pPr>
+              <w:spacing w:line="240" w:lineRule="auto" w:after="0"/>
+              <w:jc w:val="left"/>
+            </w:pPr>
+            <w:r/>
+            <w:r>
+              <w:rPr>
+                <w:rFonts w:ascii="Times New Roman" w:hAnsi="Times New Roman" w:eastAsia="Times New Roman"/>
+                <w:b w:val="0"/>
+                <w:sz w:val="24"/>
+              </w:rPr>
+              <w:t>Целочисленный</w:t>
+            </w:r>
+          </w:p>
+        </w:tc>
+        <w:tc>
+          <w:tcPr>
+            <w:tcW w:type="dxa" w:w="4195"/>
+          </w:tcPr>
+          <w:p>
+            <w:pPr>
+              <w:spacing w:line="240" w:lineRule="auto" w:after="0"/>
+              <w:jc w:val="left"/>
+            </w:pPr>
+            <w:r/>
+            <w:r>
+              <w:rPr>
+                <w:rFonts w:ascii="Times New Roman" w:hAnsi="Times New Roman" w:eastAsia="Times New Roman"/>
+                <w:b w:val="0"/>
+                <w:sz w:val="24"/>
+              </w:rPr>
+              <w:t>Первичный ключ (PK)</w:t>
+            </w:r>
+          </w:p>
+        </w:tc>
+      </w:tr>
+      <w:tr>
+        <w:tc>
+          <w:tcPr>
+            <w:tcW w:type="dxa" w:w="1474"/>
+          </w:tcPr>
+          <w:p>
+            <w:pPr>
+              <w:spacing w:line="240" w:lineRule="auto" w:after="0"/>
+              <w:jc w:val="left"/>
+            </w:pPr>
+            <w:r/>
+            <w:r>
+              <w:rPr>
+                <w:rFonts w:ascii="Times New Roman" w:hAnsi="Times New Roman" w:eastAsia="Times New Roman"/>
+                <w:b w:val="0"/>
+                <w:sz w:val="24"/>
+              </w:rPr>
+            </w:r>
+          </w:p>
+        </w:tc>
+        <w:tc>
+          <w:tcPr>
+            <w:tcW w:type="dxa" w:w="1814"/>
+          </w:tcPr>
+          <w:p>
+            <w:pPr>
+              <w:spacing w:line="240" w:lineRule="auto" w:after="0"/>
+              <w:jc w:val="left"/>
+            </w:pPr>
+            <w:r/>
+            <w:r>
+              <w:rPr>
+                <w:rFonts w:ascii="Times New Roman" w:hAnsi="Times New Roman" w:eastAsia="Times New Roman"/>
+                <w:b w:val="0"/>
+                <w:sz w:val="24"/>
+              </w:rPr>
+              <w:t>run_date</w:t>
+            </w:r>
+          </w:p>
+        </w:tc>
+        <w:tc>
+          <w:tcPr>
+            <w:tcW w:type="dxa" w:w="1871"/>
+          </w:tcPr>
+          <w:p>
+            <w:pPr>
+              <w:spacing w:line="240" w:lineRule="auto" w:after="0"/>
+              <w:jc w:val="left"/>
+            </w:pPr>
+            <w:r/>
+            <w:r>
+              <w:rPr>
+                <w:rFonts w:ascii="Times New Roman" w:hAnsi="Times New Roman" w:eastAsia="Times New Roman"/>
+                <w:b w:val="0"/>
+                <w:sz w:val="24"/>
+              </w:rPr>
+              <w:t>Дата-время</w:t>
+            </w:r>
+          </w:p>
+        </w:tc>
+        <w:tc>
+          <w:tcPr>
+            <w:tcW w:type="dxa" w:w="4195"/>
+          </w:tcPr>
+          <w:p>
+            <w:pPr>
+              <w:spacing w:line="240" w:lineRule="auto" w:after="0"/>
+              <w:jc w:val="left"/>
+            </w:pPr>
+            <w:r/>
+            <w:r>
+              <w:rPr>
+                <w:rFonts w:ascii="Times New Roman" w:hAnsi="Times New Roman" w:eastAsia="Times New Roman"/>
+                <w:b w:val="0"/>
+                <w:sz w:val="24"/>
+              </w:rPr>
+              <w:t>Дата и время прогона</w:t>
+            </w:r>
+          </w:p>
+        </w:tc>
+      </w:tr>
+      <w:tr>
+        <w:tc>
+          <w:tcPr>
+            <w:tcW w:type="dxa" w:w="1474"/>
+          </w:tcPr>
+          <w:p>
+            <w:pPr>
+              <w:spacing w:line="240" w:lineRule="auto" w:after="0"/>
+              <w:jc w:val="left"/>
+            </w:pPr>
+            <w:r/>
+            <w:r>
+              <w:rPr>
+                <w:rFonts w:ascii="Times New Roman" w:hAnsi="Times New Roman" w:eastAsia="Times New Roman"/>
+                <w:b w:val="0"/>
+                <w:sz w:val="24"/>
+              </w:rPr>
+            </w:r>
+          </w:p>
+        </w:tc>
+        <w:tc>
+          <w:tcPr>
+            <w:tcW w:type="dxa" w:w="1814"/>
+          </w:tcPr>
+          <w:p>
+            <w:pPr>
+              <w:spacing w:line="240" w:lineRule="auto" w:after="0"/>
+              <w:jc w:val="left"/>
+            </w:pPr>
+            <w:r/>
+            <w:r>
+              <w:rPr>
+                <w:rFonts w:ascii="Times New Roman" w:hAnsi="Times New Roman" w:eastAsia="Times New Roman"/>
+                <w:b w:val="0"/>
+                <w:sz w:val="24"/>
+              </w:rPr>
+              <w:t>xml_file</w:t>
+            </w:r>
+          </w:p>
+        </w:tc>
+        <w:tc>
+          <w:tcPr>
+            <w:tcW w:type="dxa" w:w="1871"/>
+          </w:tcPr>
+          <w:p>
+            <w:pPr>
+              <w:spacing w:line="240" w:lineRule="auto" w:after="0"/>
+              <w:jc w:val="left"/>
+            </w:pPr>
+            <w:r/>
+            <w:r>
+              <w:rPr>
+                <w:rFonts w:ascii="Times New Roman" w:hAnsi="Times New Roman" w:eastAsia="Times New Roman"/>
+                <w:b w:val="0"/>
+                <w:sz w:val="24"/>
+              </w:rPr>
+              <w:t>Строковый</w:t>
+            </w:r>
+          </w:p>
+        </w:tc>
+        <w:tc>
+          <w:tcPr>
+            <w:tcW w:type="dxa" w:w="4195"/>
+          </w:tcPr>
+          <w:p>
+            <w:pPr>
+              <w:spacing w:line="240" w:lineRule="auto" w:after="0"/>
+              <w:jc w:val="left"/>
+            </w:pPr>
+            <w:r/>
+            <w:r>
+              <w:rPr>
+                <w:rFonts w:ascii="Times New Roman" w:hAnsi="Times New Roman" w:eastAsia="Times New Roman"/>
+                <w:b w:val="0"/>
+                <w:sz w:val="24"/>
+              </w:rPr>
+              <w:t>Имя файла метамодели</w:t>
+            </w:r>
+          </w:p>
+        </w:tc>
+      </w:tr>
+      <w:tr>
+        <w:tc>
+          <w:tcPr>
+            <w:tcW w:type="dxa" w:w="1474"/>
+          </w:tcPr>
+          <w:p>
+            <w:pPr>
+              <w:spacing w:line="240" w:lineRule="auto" w:after="0"/>
+              <w:jc w:val="left"/>
+            </w:pPr>
+            <w:r/>
+            <w:r>
+              <w:rPr>
+                <w:rFonts w:ascii="Times New Roman" w:hAnsi="Times New Roman" w:eastAsia="Times New Roman"/>
+                <w:b w:val="0"/>
+                <w:sz w:val="24"/>
+              </w:rPr>
+            </w:r>
+          </w:p>
+        </w:tc>
+        <w:tc>
+          <w:tcPr>
+            <w:tcW w:type="dxa" w:w="1814"/>
+          </w:tcPr>
+          <w:p>
+            <w:pPr>
+              <w:spacing w:line="240" w:lineRule="auto" w:after="0"/>
+              <w:jc w:val="left"/>
+            </w:pPr>
+            <w:r/>
+            <w:r>
+              <w:rPr>
+                <w:rFonts w:ascii="Times New Roman" w:hAnsi="Times New Roman" w:eastAsia="Times New Roman"/>
+                <w:b w:val="0"/>
+                <w:sz w:val="24"/>
+              </w:rPr>
+              <w:t>base_url</w:t>
+            </w:r>
+          </w:p>
+        </w:tc>
+        <w:tc>
+          <w:tcPr>
+            <w:tcW w:type="dxa" w:w="1871"/>
+          </w:tcPr>
+          <w:p>
+            <w:pPr>
+              <w:spacing w:line="240" w:lineRule="auto" w:after="0"/>
+              <w:jc w:val="left"/>
+            </w:pPr>
+            <w:r/>
+            <w:r>
+              <w:rPr>
+                <w:rFonts w:ascii="Times New Roman" w:hAnsi="Times New Roman" w:eastAsia="Times New Roman"/>
+                <w:b w:val="0"/>
+                <w:sz w:val="24"/>
+              </w:rPr>
+              <w:t>Строковый</w:t>
+            </w:r>
+          </w:p>
+        </w:tc>
+        <w:tc>
+          <w:tcPr>
+            <w:tcW w:type="dxa" w:w="4195"/>
+          </w:tcPr>
+          <w:p>
+            <w:pPr>
+              <w:spacing w:line="240" w:lineRule="auto" w:after="0"/>
+              <w:jc w:val="left"/>
+            </w:pPr>
+            <w:r/>
+            <w:r>
+              <w:rPr>
+                <w:rFonts w:ascii="Times New Roman" w:hAnsi="Times New Roman" w:eastAsia="Times New Roman"/>
+                <w:b w:val="0"/>
+                <w:sz w:val="24"/>
+              </w:rPr>
+              <w:t>Адрес тестируемого сайта</w:t>
+            </w:r>
+          </w:p>
+        </w:tc>
+      </w:tr>
+      <w:tr>
+        <w:tc>
+          <w:tcPr>
+            <w:tcW w:type="dxa" w:w="1474"/>
+          </w:tcPr>
+          <w:p>
+            <w:pPr>
+              <w:spacing w:line="240" w:lineRule="auto" w:after="0"/>
+              <w:jc w:val="left"/>
+            </w:pPr>
+            <w:r/>
+            <w:r>
+              <w:rPr>
+                <w:rFonts w:ascii="Times New Roman" w:hAnsi="Times New Roman" w:eastAsia="Times New Roman"/>
+                <w:b w:val="0"/>
+                <w:sz w:val="24"/>
+              </w:rPr>
+            </w:r>
+          </w:p>
+        </w:tc>
+        <w:tc>
+          <w:tcPr>
+            <w:tcW w:type="dxa" w:w="1814"/>
+          </w:tcPr>
+          <w:p>
+            <w:pPr>
+              <w:spacing w:line="240" w:lineRule="auto" w:after="0"/>
+              <w:jc w:val="left"/>
+            </w:pPr>
+            <w:r/>
+            <w:r>
+              <w:rPr>
+                <w:rFonts w:ascii="Times New Roman" w:hAnsi="Times New Roman" w:eastAsia="Times New Roman"/>
+                <w:b w:val="0"/>
+                <w:sz w:val="24"/>
+              </w:rPr>
+              <w:t>total</w:t>
+            </w:r>
+          </w:p>
+        </w:tc>
+        <w:tc>
+          <w:tcPr>
+            <w:tcW w:type="dxa" w:w="1871"/>
+          </w:tcPr>
+          <w:p>
+            <w:pPr>
+              <w:spacing w:line="240" w:lineRule="auto" w:after="0"/>
+              <w:jc w:val="left"/>
+            </w:pPr>
+            <w:r/>
+            <w:r>
+              <w:rPr>
+                <w:rFonts w:ascii="Times New Roman" w:hAnsi="Times New Roman" w:eastAsia="Times New Roman"/>
+                <w:b w:val="0"/>
+                <w:sz w:val="24"/>
+              </w:rPr>
+              <w:t>Целочисленный</w:t>
+            </w:r>
+          </w:p>
+        </w:tc>
+        <w:tc>
+          <w:tcPr>
+            <w:tcW w:type="dxa" w:w="4195"/>
+          </w:tcPr>
+          <w:p>
+            <w:pPr>
+              <w:spacing w:line="240" w:lineRule="auto" w:after="0"/>
+              <w:jc w:val="left"/>
+            </w:pPr>
+            <w:r/>
+            <w:r>
+              <w:rPr>
+                <w:rFonts w:ascii="Times New Roman" w:hAnsi="Times New Roman" w:eastAsia="Times New Roman"/>
+                <w:b w:val="0"/>
+                <w:sz w:val="24"/>
+              </w:rPr>
+              <w:t>Всего тестов</w:t>
+            </w:r>
+          </w:p>
+        </w:tc>
+      </w:tr>
+      <w:tr>
+        <w:tc>
+          <w:tcPr>
+            <w:tcW w:type="dxa" w:w="1474"/>
+          </w:tcPr>
+          <w:p>
+            <w:pPr>
+              <w:spacing w:line="240" w:lineRule="auto" w:after="0"/>
+              <w:jc w:val="left"/>
+            </w:pPr>
+            <w:r/>
+            <w:r>
+              <w:rPr>
+                <w:rFonts w:ascii="Times New Roman" w:hAnsi="Times New Roman" w:eastAsia="Times New Roman"/>
+                <w:b w:val="0"/>
+                <w:sz w:val="24"/>
+              </w:rPr>
+            </w:r>
+          </w:p>
+        </w:tc>
+        <w:tc>
+          <w:tcPr>
+            <w:tcW w:type="dxa" w:w="1814"/>
+          </w:tcPr>
+          <w:p>
+            <w:pPr>
+              <w:spacing w:line="240" w:lineRule="auto" w:after="0"/>
+              <w:jc w:val="left"/>
+            </w:pPr>
+            <w:r/>
+            <w:r>
+              <w:rPr>
+                <w:rFonts w:ascii="Times New Roman" w:hAnsi="Times New Roman" w:eastAsia="Times New Roman"/>
+                <w:b w:val="0"/>
+                <w:sz w:val="24"/>
+              </w:rPr>
+              <w:t>passed</w:t>
+            </w:r>
+          </w:p>
+        </w:tc>
+        <w:tc>
+          <w:tcPr>
+            <w:tcW w:type="dxa" w:w="1871"/>
+          </w:tcPr>
+          <w:p>
+            <w:pPr>
+              <w:spacing w:line="240" w:lineRule="auto" w:after="0"/>
+              <w:jc w:val="left"/>
+            </w:pPr>
+            <w:r/>
+            <w:r>
+              <w:rPr>
+                <w:rFonts w:ascii="Times New Roman" w:hAnsi="Times New Roman" w:eastAsia="Times New Roman"/>
+                <w:b w:val="0"/>
+                <w:sz w:val="24"/>
+              </w:rPr>
+              <w:t>Целочисленный</w:t>
+            </w:r>
+          </w:p>
+        </w:tc>
+        <w:tc>
+          <w:tcPr>
+            <w:tcW w:type="dxa" w:w="4195"/>
+          </w:tcPr>
+          <w:p>
+            <w:pPr>
+              <w:spacing w:line="240" w:lineRule="auto" w:after="0"/>
+              <w:jc w:val="left"/>
+            </w:pPr>
+            <w:r/>
+            <w:r>
+              <w:rPr>
+                <w:rFonts w:ascii="Times New Roman" w:hAnsi="Times New Roman" w:eastAsia="Times New Roman"/>
+                <w:b w:val="0"/>
+                <w:sz w:val="24"/>
+              </w:rPr>
+              <w:t>Успешно</w:t>
+            </w:r>
+          </w:p>
+        </w:tc>
+      </w:tr>
+      <w:tr>
+        <w:tc>
+          <w:tcPr>
+            <w:tcW w:type="dxa" w:w="1474"/>
+          </w:tcPr>
+          <w:p>
+            <w:pPr>
+              <w:spacing w:line="240" w:lineRule="auto" w:after="0"/>
+              <w:jc w:val="left"/>
+            </w:pPr>
+            <w:r/>
+            <w:r>
+              <w:rPr>
+                <w:rFonts w:ascii="Times New Roman" w:hAnsi="Times New Roman" w:eastAsia="Times New Roman"/>
+                <w:b w:val="0"/>
+                <w:sz w:val="24"/>
+              </w:rPr>
+            </w:r>
+          </w:p>
+        </w:tc>
+        <w:tc>
+          <w:tcPr>
+            <w:tcW w:type="dxa" w:w="1814"/>
+          </w:tcPr>
+          <w:p>
+            <w:pPr>
+              <w:spacing w:line="240" w:lineRule="auto" w:after="0"/>
+              <w:jc w:val="left"/>
+            </w:pPr>
+            <w:r/>
+            <w:r>
+              <w:rPr>
+                <w:rFonts w:ascii="Times New Roman" w:hAnsi="Times New Roman" w:eastAsia="Times New Roman"/>
+                <w:b w:val="0"/>
+                <w:sz w:val="24"/>
+              </w:rPr>
+              <w:t>failed</w:t>
+            </w:r>
+          </w:p>
+        </w:tc>
+        <w:tc>
+          <w:tcPr>
+            <w:tcW w:type="dxa" w:w="1871"/>
+          </w:tcPr>
+          <w:p>
+            <w:pPr>
+              <w:spacing w:line="240" w:lineRule="auto" w:after="0"/>
+              <w:jc w:val="left"/>
+            </w:pPr>
+            <w:r/>
+            <w:r>
+              <w:rPr>
+                <w:rFonts w:ascii="Times New Roman" w:hAnsi="Times New Roman" w:eastAsia="Times New Roman"/>
+                <w:b w:val="0"/>
+                <w:sz w:val="24"/>
+              </w:rPr>
+              <w:t>Целочисленный</w:t>
+            </w:r>
+          </w:p>
+        </w:tc>
+        <w:tc>
+          <w:tcPr>
+            <w:tcW w:type="dxa" w:w="4195"/>
+          </w:tcPr>
+          <w:p>
+            <w:pPr>
+              <w:spacing w:line="240" w:lineRule="auto" w:after="0"/>
+              <w:jc w:val="left"/>
+            </w:pPr>
+            <w:r/>
+            <w:r>
+              <w:rPr>
+                <w:rFonts w:ascii="Times New Roman" w:hAnsi="Times New Roman" w:eastAsia="Times New Roman"/>
+                <w:b w:val="0"/>
+                <w:sz w:val="24"/>
+              </w:rPr>
+              <w:t>Провалено</w:t>
+            </w:r>
+          </w:p>
+        </w:tc>
+      </w:tr>
+      <w:tr>
+        <w:tc>
+          <w:tcPr>
+            <w:tcW w:type="dxa" w:w="1474"/>
+          </w:tcPr>
+          <w:p>
+            <w:pPr>
+              <w:spacing w:line="240" w:lineRule="auto" w:after="0"/>
+              <w:jc w:val="left"/>
+            </w:pPr>
+            <w:r/>
+            <w:r>
+              <w:rPr>
+                <w:rFonts w:ascii="Times New Roman" w:hAnsi="Times New Roman" w:eastAsia="Times New Roman"/>
+                <w:b w:val="0"/>
+                <w:sz w:val="24"/>
+              </w:rPr>
+            </w:r>
+          </w:p>
+        </w:tc>
+        <w:tc>
+          <w:tcPr>
+            <w:tcW w:type="dxa" w:w="1814"/>
+          </w:tcPr>
+          <w:p>
+            <w:pPr>
+              <w:spacing w:line="240" w:lineRule="auto" w:after="0"/>
+              <w:jc w:val="left"/>
+            </w:pPr>
+            <w:r/>
+            <w:r>
+              <w:rPr>
+                <w:rFonts w:ascii="Times New Roman" w:hAnsi="Times New Roman" w:eastAsia="Times New Roman"/>
+                <w:b w:val="0"/>
+                <w:sz w:val="24"/>
+              </w:rPr>
+              <w:t>skipped</w:t>
+            </w:r>
+          </w:p>
+        </w:tc>
+        <w:tc>
+          <w:tcPr>
+            <w:tcW w:type="dxa" w:w="1871"/>
+          </w:tcPr>
+          <w:p>
+            <w:pPr>
+              <w:spacing w:line="240" w:lineRule="auto" w:after="0"/>
+              <w:jc w:val="left"/>
+            </w:pPr>
+            <w:r/>
+            <w:r>
+              <w:rPr>
+                <w:rFonts w:ascii="Times New Roman" w:hAnsi="Times New Roman" w:eastAsia="Times New Roman"/>
+                <w:b w:val="0"/>
+                <w:sz w:val="24"/>
+              </w:rPr>
+              <w:t>Целочисленный</w:t>
+            </w:r>
+          </w:p>
+        </w:tc>
+        <w:tc>
+          <w:tcPr>
+            <w:tcW w:type="dxa" w:w="4195"/>
+          </w:tcPr>
+          <w:p>
+            <w:pPr>
+              <w:spacing w:line="240" w:lineRule="auto" w:after="0"/>
+              <w:jc w:val="left"/>
+            </w:pPr>
+            <w:r/>
+            <w:r>
+              <w:rPr>
+                <w:rFonts w:ascii="Times New Roman" w:hAnsi="Times New Roman" w:eastAsia="Times New Roman"/>
+                <w:b w:val="0"/>
+                <w:sz w:val="24"/>
+              </w:rPr>
+              <w:t>Пропущено</w:t>
+            </w:r>
+          </w:p>
+        </w:tc>
+      </w:tr>
+      <w:tr>
+        <w:tc>
+          <w:tcPr>
+            <w:tcW w:type="dxa" w:w="1474"/>
+          </w:tcPr>
+          <w:p>
+            <w:pPr>
+              <w:spacing w:line="240" w:lineRule="auto" w:after="0"/>
+              <w:jc w:val="left"/>
+            </w:pPr>
+            <w:r/>
+            <w:r>
+              <w:rPr>
+                <w:rFonts w:ascii="Times New Roman" w:hAnsi="Times New Roman" w:eastAsia="Times New Roman"/>
+                <w:b w:val="0"/>
+                <w:sz w:val="24"/>
+              </w:rPr>
+            </w:r>
+          </w:p>
+        </w:tc>
+        <w:tc>
+          <w:tcPr>
+            <w:tcW w:type="dxa" w:w="1814"/>
+          </w:tcPr>
+          <w:p>
+            <w:pPr>
+              <w:spacing w:line="240" w:lineRule="auto" w:after="0"/>
+              <w:jc w:val="left"/>
+            </w:pPr>
+            <w:r/>
+            <w:r>
+              <w:rPr>
+                <w:rFonts w:ascii="Times New Roman" w:hAnsi="Times New Roman" w:eastAsia="Times New Roman"/>
+                <w:b w:val="0"/>
+                <w:sz w:val="24"/>
+              </w:rPr>
+              <w:t>duration_ms</w:t>
+            </w:r>
+          </w:p>
+        </w:tc>
+        <w:tc>
+          <w:tcPr>
+            <w:tcW w:type="dxa" w:w="1871"/>
+          </w:tcPr>
+          <w:p>
+            <w:pPr>
+              <w:spacing w:line="240" w:lineRule="auto" w:after="0"/>
+              <w:jc w:val="left"/>
+            </w:pPr>
+            <w:r/>
+            <w:r>
+              <w:rPr>
+                <w:rFonts w:ascii="Times New Roman" w:hAnsi="Times New Roman" w:eastAsia="Times New Roman"/>
+                <w:b w:val="0"/>
+                <w:sz w:val="24"/>
+              </w:rPr>
+              <w:t>Целочисленный</w:t>
+            </w:r>
+          </w:p>
+        </w:tc>
+        <w:tc>
+          <w:tcPr>
+            <w:tcW w:type="dxa" w:w="4195"/>
+          </w:tcPr>
+          <w:p>
+            <w:pPr>
+              <w:spacing w:line="240" w:lineRule="auto" w:after="0"/>
+              <w:jc w:val="left"/>
+            </w:pPr>
+            <w:r/>
+            <w:r>
+              <w:rPr>
+                <w:rFonts w:ascii="Times New Roman" w:hAnsi="Times New Roman" w:eastAsia="Times New Roman"/>
+                <w:b w:val="0"/>
+                <w:sz w:val="24"/>
+              </w:rPr>
+              <w:t>Длительность прогона, мс</w:t>
+            </w:r>
+          </w:p>
+        </w:tc>
+      </w:tr>
+      <w:tr>
+        <w:tc>
+          <w:tcPr>
+            <w:tcW w:type="dxa" w:w="1474"/>
+          </w:tcPr>
+          <w:p>
+            <w:pPr>
+              <w:spacing w:line="240" w:lineRule="auto" w:after="0"/>
+              <w:jc w:val="left"/>
+            </w:pPr>
+            <w:r/>
+            <w:r>
+              <w:rPr>
+                <w:rFonts w:ascii="Times New Roman" w:hAnsi="Times New Roman" w:eastAsia="Times New Roman"/>
+                <w:b w:val="0"/>
+                <w:sz w:val="24"/>
+              </w:rPr>
+              <w:t>test_case</w:t>
+            </w:r>
+          </w:p>
+        </w:tc>
+        <w:tc>
+          <w:tcPr>
+            <w:tcW w:type="dxa" w:w="1814"/>
+          </w:tcPr>
+          <w:p>
+            <w:pPr>
+              <w:spacing w:line="240" w:lineRule="auto" w:after="0"/>
+              <w:jc w:val="left"/>
+            </w:pPr>
+            <w:r/>
+            <w:r>
+              <w:rPr>
+                <w:rFonts w:ascii="Times New Roman" w:hAnsi="Times New Roman" w:eastAsia="Times New Roman"/>
+                <w:b w:val="0"/>
+                <w:sz w:val="24"/>
+              </w:rPr>
+              <w:t>id</w:t>
+            </w:r>
+          </w:p>
+        </w:tc>
+        <w:tc>
+          <w:tcPr>
+            <w:tcW w:type="dxa" w:w="1871"/>
+          </w:tcPr>
+          <w:p>
+            <w:pPr>
+              <w:spacing w:line="240" w:lineRule="auto" w:after="0"/>
+              <w:jc w:val="left"/>
+            </w:pPr>
+            <w:r/>
+            <w:r>
+              <w:rPr>
+                <w:rFonts w:ascii="Times New Roman" w:hAnsi="Times New Roman" w:eastAsia="Times New Roman"/>
+                <w:b w:val="0"/>
+                <w:sz w:val="24"/>
+              </w:rPr>
+              <w:t>Целочисленный</w:t>
+            </w:r>
+          </w:p>
+        </w:tc>
+        <w:tc>
+          <w:tcPr>
+            <w:tcW w:type="dxa" w:w="4195"/>
+          </w:tcPr>
+          <w:p>
+            <w:pPr>
+              <w:spacing w:line="240" w:lineRule="auto" w:after="0"/>
+              <w:jc w:val="left"/>
+            </w:pPr>
+            <w:r/>
+            <w:r>
+              <w:rPr>
+                <w:rFonts w:ascii="Times New Roman" w:hAnsi="Times New Roman" w:eastAsia="Times New Roman"/>
+                <w:b w:val="0"/>
+                <w:sz w:val="24"/>
+              </w:rPr>
+              <w:t>Первичный ключ (PK)</w:t>
+            </w:r>
+          </w:p>
+        </w:tc>
+      </w:tr>
+      <w:tr>
+        <w:tc>
+          <w:tcPr>
+            <w:tcW w:type="dxa" w:w="1474"/>
+          </w:tcPr>
+          <w:p>
+            <w:pPr>
+              <w:spacing w:line="240" w:lineRule="auto" w:after="0"/>
+              <w:jc w:val="left"/>
+            </w:pPr>
+            <w:r/>
+            <w:r>
+              <w:rPr>
+                <w:rFonts w:ascii="Times New Roman" w:hAnsi="Times New Roman" w:eastAsia="Times New Roman"/>
+                <w:b w:val="0"/>
+                <w:sz w:val="24"/>
+              </w:rPr>
+            </w:r>
+          </w:p>
+        </w:tc>
+        <w:tc>
+          <w:tcPr>
+            <w:tcW w:type="dxa" w:w="1814"/>
+          </w:tcPr>
+          <w:p>
+            <w:pPr>
+              <w:spacing w:line="240" w:lineRule="auto" w:after="0"/>
+              <w:jc w:val="left"/>
+            </w:pPr>
+            <w:r/>
+            <w:r>
+              <w:rPr>
+                <w:rFonts w:ascii="Times New Roman" w:hAnsi="Times New Roman" w:eastAsia="Times New Roman"/>
+                <w:b w:val="0"/>
+                <w:sz w:val="24"/>
+              </w:rPr>
+              <w:t>run_id</w:t>
+            </w:r>
+          </w:p>
+        </w:tc>
+        <w:tc>
+          <w:tcPr>
+            <w:tcW w:type="dxa" w:w="1871"/>
+          </w:tcPr>
+          <w:p>
+            <w:pPr>
+              <w:spacing w:line="240" w:lineRule="auto" w:after="0"/>
+              <w:jc w:val="left"/>
+            </w:pPr>
+            <w:r/>
+            <w:r>
+              <w:rPr>
+                <w:rFonts w:ascii="Times New Roman" w:hAnsi="Times New Roman" w:eastAsia="Times New Roman"/>
+                <w:b w:val="0"/>
+                <w:sz w:val="24"/>
+              </w:rPr>
+              <w:t>Целочисленный</w:t>
+            </w:r>
+          </w:p>
+        </w:tc>
+        <w:tc>
+          <w:tcPr>
+            <w:tcW w:type="dxa" w:w="4195"/>
+          </w:tcPr>
+          <w:p>
+            <w:pPr>
+              <w:spacing w:line="240" w:lineRule="auto" w:after="0"/>
+              <w:jc w:val="left"/>
+            </w:pPr>
+            <w:r/>
+            <w:r>
+              <w:rPr>
+                <w:rFonts w:ascii="Times New Roman" w:hAnsi="Times New Roman" w:eastAsia="Times New Roman"/>
+                <w:b w:val="0"/>
+                <w:sz w:val="24"/>
+              </w:rPr>
+              <w:t>Внешний ключ (FK) → test_run.id</w:t>
+            </w:r>
+          </w:p>
+        </w:tc>
+      </w:tr>
+      <w:tr>
+        <w:tc>
+          <w:tcPr>
+            <w:tcW w:type="dxa" w:w="1474"/>
+          </w:tcPr>
+          <w:p>
+            <w:pPr>
+              <w:spacing w:line="240" w:lineRule="auto" w:after="0"/>
+              <w:jc w:val="left"/>
+            </w:pPr>
+            <w:r/>
+            <w:r>
+              <w:rPr>
+                <w:rFonts w:ascii="Times New Roman" w:hAnsi="Times New Roman" w:eastAsia="Times New Roman"/>
+                <w:b w:val="0"/>
+                <w:sz w:val="24"/>
+              </w:rPr>
+            </w:r>
+          </w:p>
+        </w:tc>
+        <w:tc>
+          <w:tcPr>
+            <w:tcW w:type="dxa" w:w="1814"/>
+          </w:tcPr>
+          <w:p>
+            <w:pPr>
+              <w:spacing w:line="240" w:lineRule="auto" w:after="0"/>
+              <w:jc w:val="left"/>
+            </w:pPr>
+            <w:r/>
+            <w:r>
+              <w:rPr>
+                <w:rFonts w:ascii="Times New Roman" w:hAnsi="Times New Roman" w:eastAsia="Times New Roman"/>
+                <w:b w:val="0"/>
+                <w:sz w:val="24"/>
+              </w:rPr>
+              <w:t>class_name</w:t>
+            </w:r>
+          </w:p>
+        </w:tc>
+        <w:tc>
+          <w:tcPr>
+            <w:tcW w:type="dxa" w:w="1871"/>
+          </w:tcPr>
+          <w:p>
+            <w:pPr>
+              <w:spacing w:line="240" w:lineRule="auto" w:after="0"/>
+              <w:jc w:val="left"/>
+            </w:pPr>
+            <w:r/>
+            <w:r>
+              <w:rPr>
+                <w:rFonts w:ascii="Times New Roman" w:hAnsi="Times New Roman" w:eastAsia="Times New Roman"/>
+                <w:b w:val="0"/>
+                <w:sz w:val="24"/>
+              </w:rPr>
+              <w:t>Строковый</w:t>
+            </w:r>
+          </w:p>
+        </w:tc>
+        <w:tc>
+          <w:tcPr>
+            <w:tcW w:type="dxa" w:w="4195"/>
+          </w:tcPr>
+          <w:p>
+            <w:pPr>
+              <w:spacing w:line="240" w:lineRule="auto" w:after="0"/>
+              <w:jc w:val="left"/>
+            </w:pPr>
+            <w:r/>
+            <w:r>
+              <w:rPr>
+                <w:rFonts w:ascii="Times New Roman" w:hAnsi="Times New Roman" w:eastAsia="Times New Roman"/>
+                <w:b w:val="0"/>
+                <w:sz w:val="24"/>
+              </w:rPr>
+              <w:t>Класс теста</w:t>
+            </w:r>
+          </w:p>
+        </w:tc>
+      </w:tr>
+      <w:tr>
+        <w:tc>
+          <w:tcPr>
+            <w:tcW w:type="dxa" w:w="1474"/>
+          </w:tcPr>
+          <w:p>
+            <w:pPr>
+              <w:spacing w:line="240" w:lineRule="auto" w:after="0"/>
+              <w:jc w:val="left"/>
+            </w:pPr>
+            <w:r/>
+            <w:r>
+              <w:rPr>
+                <w:rFonts w:ascii="Times New Roman" w:hAnsi="Times New Roman" w:eastAsia="Times New Roman"/>
+                <w:b w:val="0"/>
+                <w:sz w:val="24"/>
+              </w:rPr>
+            </w:r>
+          </w:p>
+        </w:tc>
+        <w:tc>
+          <w:tcPr>
+            <w:tcW w:type="dxa" w:w="1814"/>
+          </w:tcPr>
+          <w:p>
+            <w:pPr>
+              <w:spacing w:line="240" w:lineRule="auto" w:after="0"/>
+              <w:jc w:val="left"/>
+            </w:pPr>
+            <w:r/>
+            <w:r>
+              <w:rPr>
+                <w:rFonts w:ascii="Times New Roman" w:hAnsi="Times New Roman" w:eastAsia="Times New Roman"/>
+                <w:b w:val="0"/>
+                <w:sz w:val="24"/>
+              </w:rPr>
+              <w:t>method_name</w:t>
+            </w:r>
+          </w:p>
+        </w:tc>
+        <w:tc>
+          <w:tcPr>
+            <w:tcW w:type="dxa" w:w="1871"/>
+          </w:tcPr>
+          <w:p>
+            <w:pPr>
+              <w:spacing w:line="240" w:lineRule="auto" w:after="0"/>
+              <w:jc w:val="left"/>
+            </w:pPr>
+            <w:r/>
+            <w:r>
+              <w:rPr>
+                <w:rFonts w:ascii="Times New Roman" w:hAnsi="Times New Roman" w:eastAsia="Times New Roman"/>
+                <w:b w:val="0"/>
+                <w:sz w:val="24"/>
+              </w:rPr>
+              <w:t>Строковый</w:t>
+            </w:r>
+          </w:p>
+        </w:tc>
+        <w:tc>
+          <w:tcPr>
+            <w:tcW w:type="dxa" w:w="4195"/>
+          </w:tcPr>
+          <w:p>
+            <w:pPr>
+              <w:spacing w:line="240" w:lineRule="auto" w:after="0"/>
+              <w:jc w:val="left"/>
+            </w:pPr>
+            <w:r/>
+            <w:r>
+              <w:rPr>
+                <w:rFonts w:ascii="Times New Roman" w:hAnsi="Times New Roman" w:eastAsia="Times New Roman"/>
+                <w:b w:val="0"/>
+                <w:sz w:val="24"/>
+              </w:rPr>
+              <w:t>Метод теста</w:t>
+            </w:r>
+          </w:p>
+        </w:tc>
+      </w:tr>
+      <w:tr>
+        <w:tc>
+          <w:tcPr>
+            <w:tcW w:type="dxa" w:w="1474"/>
+          </w:tcPr>
+          <w:p>
+            <w:pPr>
+              <w:spacing w:line="240" w:lineRule="auto" w:after="0"/>
+              <w:jc w:val="left"/>
+            </w:pPr>
+            <w:r/>
+            <w:r>
+              <w:rPr>
+                <w:rFonts w:ascii="Times New Roman" w:hAnsi="Times New Roman" w:eastAsia="Times New Roman"/>
+                <w:b w:val="0"/>
+                <w:sz w:val="24"/>
+              </w:rPr>
+            </w:r>
+          </w:p>
+        </w:tc>
+        <w:tc>
+          <w:tcPr>
+            <w:tcW w:type="dxa" w:w="1814"/>
+          </w:tcPr>
+          <w:p>
+            <w:pPr>
+              <w:spacing w:line="240" w:lineRule="auto" w:after="0"/>
+              <w:jc w:val="left"/>
+            </w:pPr>
+            <w:r/>
+            <w:r>
+              <w:rPr>
+                <w:rFonts w:ascii="Times New Roman" w:hAnsi="Times New Roman" w:eastAsia="Times New Roman"/>
+                <w:b w:val="0"/>
+                <w:sz w:val="24"/>
+              </w:rPr>
+              <w:t>passed</w:t>
+            </w:r>
+          </w:p>
+        </w:tc>
+        <w:tc>
+          <w:tcPr>
+            <w:tcW w:type="dxa" w:w="1871"/>
+          </w:tcPr>
+          <w:p>
+            <w:pPr>
+              <w:spacing w:line="240" w:lineRule="auto" w:after="0"/>
+              <w:jc w:val="left"/>
+            </w:pPr>
+            <w:r/>
+            <w:r>
+              <w:rPr>
+                <w:rFonts w:ascii="Times New Roman" w:hAnsi="Times New Roman" w:eastAsia="Times New Roman"/>
+                <w:b w:val="0"/>
+                <w:sz w:val="24"/>
+              </w:rPr>
+              <w:t>Логический</w:t>
+            </w:r>
+          </w:p>
+        </w:tc>
+        <w:tc>
+          <w:tcPr>
+            <w:tcW w:type="dxa" w:w="4195"/>
+          </w:tcPr>
+          <w:p>
+            <w:pPr>
+              <w:spacing w:line="240" w:lineRule="auto" w:after="0"/>
+              <w:jc w:val="left"/>
+            </w:pPr>
+            <w:r/>
+            <w:r>
+              <w:rPr>
+                <w:rFonts w:ascii="Times New Roman" w:hAnsi="Times New Roman" w:eastAsia="Times New Roman"/>
+                <w:b w:val="0"/>
+                <w:sz w:val="24"/>
+              </w:rPr>
+              <w:t>Успешность (пройден/не пройден)</w:t>
+            </w:r>
+          </w:p>
+        </w:tc>
+      </w:tr>
+      <w:tr>
+        <w:tc>
+          <w:tcPr>
+            <w:tcW w:type="dxa" w:w="1474"/>
+          </w:tcPr>
+          <w:p>
+            <w:pPr>
+              <w:spacing w:line="240" w:lineRule="auto" w:after="0"/>
+              <w:jc w:val="left"/>
+            </w:pPr>
+            <w:r/>
+            <w:r>
+              <w:rPr>
+                <w:rFonts w:ascii="Times New Roman" w:hAnsi="Times New Roman" w:eastAsia="Times New Roman"/>
+                <w:b w:val="0"/>
+                <w:sz w:val="24"/>
+              </w:rPr>
+            </w:r>
+          </w:p>
+        </w:tc>
+        <w:tc>
+          <w:tcPr>
+            <w:tcW w:type="dxa" w:w="1814"/>
+          </w:tcPr>
+          <w:p>
+            <w:pPr>
+              <w:spacing w:line="240" w:lineRule="auto" w:after="0"/>
+              <w:jc w:val="left"/>
+            </w:pPr>
+            <w:r/>
+            <w:r>
+              <w:rPr>
+                <w:rFonts w:ascii="Times New Roman" w:hAnsi="Times New Roman" w:eastAsia="Times New Roman"/>
+                <w:b w:val="0"/>
+                <w:sz w:val="24"/>
+              </w:rPr>
+              <w:t>failure_msg</w:t>
+            </w:r>
+          </w:p>
+        </w:tc>
+        <w:tc>
+          <w:tcPr>
+            <w:tcW w:type="dxa" w:w="1871"/>
+          </w:tcPr>
+          <w:p>
+            <w:pPr>
+              <w:spacing w:line="240" w:lineRule="auto" w:after="0"/>
+              <w:jc w:val="left"/>
+            </w:pPr>
+            <w:r/>
+            <w:r>
+              <w:rPr>
+                <w:rFonts w:ascii="Times New Roman" w:hAnsi="Times New Roman" w:eastAsia="Times New Roman"/>
+                <w:b w:val="0"/>
+                <w:sz w:val="24"/>
+              </w:rPr>
+              <w:t>Строковый</w:t>
+            </w:r>
+          </w:p>
+        </w:tc>
+        <w:tc>
+          <w:tcPr>
+            <w:tcW w:type="dxa" w:w="4195"/>
+          </w:tcPr>
+          <w:p>
+            <w:pPr>
+              <w:spacing w:line="240" w:lineRule="auto" w:after="0"/>
+              <w:jc w:val="left"/>
+            </w:pPr>
+            <w:r/>
+            <w:r>
+              <w:rPr>
+                <w:rFonts w:ascii="Times New Roman" w:hAnsi="Times New Roman" w:eastAsia="Times New Roman"/>
+                <w:b w:val="0"/>
+                <w:sz w:val="24"/>
+              </w:rPr>
+              <w:t>Сообщение об ошибке (может отсутствовать)</w:t>
+            </w:r>
+          </w:p>
+        </w:tc>
+      </w:tr>
+      <w:tr>
+        <w:tc>
+          <w:tcPr>
+            <w:tcW w:type="dxa" w:w="1474"/>
+          </w:tcPr>
+          <w:p>
+            <w:pPr>
+              <w:spacing w:line="240" w:lineRule="auto" w:after="0"/>
+              <w:jc w:val="left"/>
+            </w:pPr>
+            <w:r/>
+            <w:r>
+              <w:rPr>
+                <w:rFonts w:ascii="Times New Roman" w:hAnsi="Times New Roman" w:eastAsia="Times New Roman"/>
+                <w:b w:val="0"/>
+                <w:sz w:val="24"/>
+              </w:rPr>
+            </w:r>
+          </w:p>
+        </w:tc>
+        <w:tc>
+          <w:tcPr>
+            <w:tcW w:type="dxa" w:w="1814"/>
+          </w:tcPr>
+          <w:p>
+            <w:pPr>
+              <w:spacing w:line="240" w:lineRule="auto" w:after="0"/>
+              <w:jc w:val="left"/>
+            </w:pPr>
+            <w:r/>
+            <w:r>
+              <w:rPr>
+                <w:rFonts w:ascii="Times New Roman" w:hAnsi="Times New Roman" w:eastAsia="Times New Roman"/>
+                <w:b w:val="0"/>
+                <w:sz w:val="24"/>
+              </w:rPr>
+              <w:t>duration_ms</w:t>
+            </w:r>
+          </w:p>
+        </w:tc>
+        <w:tc>
+          <w:tcPr>
+            <w:tcW w:type="dxa" w:w="1871"/>
+          </w:tcPr>
+          <w:p>
+            <w:pPr>
+              <w:spacing w:line="240" w:lineRule="auto" w:after="0"/>
+              <w:jc w:val="left"/>
+            </w:pPr>
+            <w:r/>
+            <w:r>
+              <w:rPr>
+                <w:rFonts w:ascii="Times New Roman" w:hAnsi="Times New Roman" w:eastAsia="Times New Roman"/>
+                <w:b w:val="0"/>
+                <w:sz w:val="24"/>
+              </w:rPr>
+              <w:t>Целочисленный</w:t>
+            </w:r>
+          </w:p>
+        </w:tc>
+        <w:tc>
+          <w:tcPr>
+            <w:tcW w:type="dxa" w:w="4195"/>
+          </w:tcPr>
+          <w:p>
+            <w:pPr>
+              <w:spacing w:line="240" w:lineRule="auto" w:after="0"/>
+              <w:jc w:val="left"/>
+            </w:pPr>
+            <w:r/>
+            <w:r>
+              <w:rPr>
+                <w:rFonts w:ascii="Times New Roman" w:hAnsi="Times New Roman" w:eastAsia="Times New Roman"/>
+                <w:b w:val="0"/>
+                <w:sz w:val="24"/>
+              </w:rPr>
+              <w:t>Длительность тест-кейса, мс</w:t>
+            </w:r>
+          </w:p>
+        </w:tc>
+      </w:tr>
+    </w:tbl>
+    <w:p>
+      <w:pPr>
+        <w:spacing w:after="40"/>
+      </w:pPr>
     </w:p>
     <w:p>
       <w:pPr>
@@ -154,7 +1541,7 @@
           <w:b w:val="0"/>
           <w:sz w:val="28"/>
         </w:rPr>
-        <w:t>Таким образом, логическая модель отвечает на вопрос «какие данные и в каких связях хранятся», а физическая модель (рисунок 11, таблицы 34–35) — «как именно эти данные реализованы в выбранной СУБД».</w:t>
+        <w:t>Таким образом, логическая модель отвечает на вопрос «какие данные и в каких связях хранятся», а физическая модель (рисунок 11, спецификации таблиц test_run и test_case) — «как именно эти данные реализованы в выбранной СУБД» с конкретными типами и ограничениями.</w:t>
       </w:r>
     </w:p>
     <w:sectPr>

--- a/Раздел_1.4.5_логическая_модель.docx
+++ b/Раздел_1.4.5_логическая_модель.docx
@@ -96,7 +96,7 @@
           <w:b w:val="0"/>
           <w:sz w:val="28"/>
         </w:rPr>
-        <w:t>На логическом уровне для каждой сущности фиксируется состав атрибутов с указанием логического типа (целочисленный, строковый, дата-время, логический) и роли ключа — без привязки к конкретным типам SQLite, ограничениям и индексам, которые задаются в физической модели. Имена атрибутов соответствуют полям реальной базы данных. Состав атрибутов сущностей логической модели приведён в таблице 34.</w:t>
+        <w:t>На логическом уровне для каждой сущности фиксируется состав атрибутов с указанием их назначения (описания) и роли ключа — без привязки к конкретным типам SQLite, ограничениям и индексам, которые задаются в физической модели. Имена атрибутов соответствуют полям реальной базы данных. Состав атрибутов сущностей логической модели приведён в таблице 34.</w:t>
       </w:r>
     </w:p>
     <w:p>
@@ -164,7 +164,7 @@
         </w:tc>
         <w:tc>
           <w:tcPr>
-            <w:tcW w:type="dxa" w:w="1814"/>
+            <w:tcW w:type="dxa" w:w="1928"/>
             <w:shd w:val="clear" w:color="auto" w:fill="D9D9D9"/>
           </w:tcPr>
           <w:p>
@@ -185,7 +185,7 @@
         </w:tc>
         <w:tc>
           <w:tcPr>
-            <w:tcW w:type="dxa" w:w="1871"/>
+            <w:tcW w:type="dxa" w:w="4252"/>
             <w:shd w:val="clear" w:color="auto" w:fill="D9D9D9"/>
           </w:tcPr>
           <w:p>
@@ -200,13 +200,13 @@
                 <w:b/>
                 <w:sz w:val="24"/>
               </w:rPr>
-              <w:t>Логический тип</w:t>
+              <w:t>Описание</w:t>
             </w:r>
           </w:p>
         </w:tc>
         <w:tc>
           <w:tcPr>
-            <w:tcW w:type="dxa" w:w="4195"/>
+            <w:tcW w:type="dxa" w:w="1701"/>
             <w:shd w:val="clear" w:color="auto" w:fill="D9D9D9"/>
           </w:tcPr>
           <w:p>
@@ -221,7 +221,7 @@
                 <w:b/>
                 <w:sz w:val="24"/>
               </w:rPr>
-              <w:t>Ключ / связь</w:t>
+              <w:t>Ключ</w:t>
             </w:r>
           </w:p>
         </w:tc>
@@ -249,7 +249,7 @@
         </w:tc>
         <w:tc>
           <w:tcPr>
-            <w:tcW w:type="dxa" w:w="1814"/>
+            <w:tcW w:type="dxa" w:w="1928"/>
           </w:tcPr>
           <w:p>
             <w:pPr>
@@ -269,7 +269,7 @@
         </w:tc>
         <w:tc>
           <w:tcPr>
-            <w:tcW w:type="dxa" w:w="1871"/>
+            <w:tcW w:type="dxa" w:w="4252"/>
           </w:tcPr>
           <w:p>
             <w:pPr>
@@ -283,13 +283,13 @@
                 <w:b w:val="0"/>
                 <w:sz w:val="24"/>
               </w:rPr>
-              <w:t>Целочисленный</w:t>
+              <w:t>Идентификатор прогона</w:t>
             </w:r>
           </w:p>
         </w:tc>
         <w:tc>
           <w:tcPr>
-            <w:tcW w:type="dxa" w:w="4195"/>
+            <w:tcW w:type="dxa" w:w="1701"/>
           </w:tcPr>
           <w:p>
             <w:pPr>
@@ -303,7 +303,7 @@
                 <w:b w:val="0"/>
                 <w:sz w:val="24"/>
               </w:rPr>
-              <w:t>Первичный ключ (PK)</w:t>
+              <w:t>PK</w:t>
             </w:r>
           </w:p>
         </w:tc>
@@ -330,7 +330,7 @@
         </w:tc>
         <w:tc>
           <w:tcPr>
-            <w:tcW w:type="dxa" w:w="1814"/>
+            <w:tcW w:type="dxa" w:w="1928"/>
           </w:tcPr>
           <w:p>
             <w:pPr>
@@ -350,27 +350,7 @@
         </w:tc>
         <w:tc>
           <w:tcPr>
-            <w:tcW w:type="dxa" w:w="1871"/>
-          </w:tcPr>
-          <w:p>
-            <w:pPr>
-              <w:spacing w:line="240" w:lineRule="auto" w:after="0"/>
-              <w:jc w:val="left"/>
-            </w:pPr>
-            <w:r/>
-            <w:r>
-              <w:rPr>
-                <w:rFonts w:ascii="Times New Roman" w:hAnsi="Times New Roman" w:eastAsia="Times New Roman"/>
-                <w:b w:val="0"/>
-                <w:sz w:val="24"/>
-              </w:rPr>
-              <w:t>Дата-время</w:t>
-            </w:r>
-          </w:p>
-        </w:tc>
-        <w:tc>
-          <w:tcPr>
-            <w:tcW w:type="dxa" w:w="4195"/>
+            <w:tcW w:type="dxa" w:w="4252"/>
           </w:tcPr>
           <w:p>
             <w:pPr>
@@ -385,6 +365,26 @@
                 <w:sz w:val="24"/>
               </w:rPr>
               <w:t>Дата и время прогона</w:t>
+            </w:r>
+          </w:p>
+        </w:tc>
+        <w:tc>
+          <w:tcPr>
+            <w:tcW w:type="dxa" w:w="1701"/>
+          </w:tcPr>
+          <w:p>
+            <w:pPr>
+              <w:spacing w:line="240" w:lineRule="auto" w:after="0"/>
+              <w:jc w:val="left"/>
+            </w:pPr>
+            <w:r/>
+            <w:r>
+              <w:rPr>
+                <w:rFonts w:ascii="Times New Roman" w:hAnsi="Times New Roman" w:eastAsia="Times New Roman"/>
+                <w:b w:val="0"/>
+                <w:sz w:val="24"/>
+              </w:rPr>
+              <w:t>—</w:t>
             </w:r>
           </w:p>
         </w:tc>
@@ -411,7 +411,7 @@
         </w:tc>
         <w:tc>
           <w:tcPr>
-            <w:tcW w:type="dxa" w:w="1814"/>
+            <w:tcW w:type="dxa" w:w="1928"/>
           </w:tcPr>
           <w:p>
             <w:pPr>
@@ -431,27 +431,7 @@
         </w:tc>
         <w:tc>
           <w:tcPr>
-            <w:tcW w:type="dxa" w:w="1871"/>
-          </w:tcPr>
-          <w:p>
-            <w:pPr>
-              <w:spacing w:line="240" w:lineRule="auto" w:after="0"/>
-              <w:jc w:val="left"/>
-            </w:pPr>
-            <w:r/>
-            <w:r>
-              <w:rPr>
-                <w:rFonts w:ascii="Times New Roman" w:hAnsi="Times New Roman" w:eastAsia="Times New Roman"/>
-                <w:b w:val="0"/>
-                <w:sz w:val="24"/>
-              </w:rPr>
-              <w:t>Строковый</w:t>
-            </w:r>
-          </w:p>
-        </w:tc>
-        <w:tc>
-          <w:tcPr>
-            <w:tcW w:type="dxa" w:w="4195"/>
+            <w:tcW w:type="dxa" w:w="4252"/>
           </w:tcPr>
           <w:p>
             <w:pPr>
@@ -466,6 +446,26 @@
                 <w:sz w:val="24"/>
               </w:rPr>
               <w:t>Имя файла метамодели</w:t>
+            </w:r>
+          </w:p>
+        </w:tc>
+        <w:tc>
+          <w:tcPr>
+            <w:tcW w:type="dxa" w:w="1701"/>
+          </w:tcPr>
+          <w:p>
+            <w:pPr>
+              <w:spacing w:line="240" w:lineRule="auto" w:after="0"/>
+              <w:jc w:val="left"/>
+            </w:pPr>
+            <w:r/>
+            <w:r>
+              <w:rPr>
+                <w:rFonts w:ascii="Times New Roman" w:hAnsi="Times New Roman" w:eastAsia="Times New Roman"/>
+                <w:b w:val="0"/>
+                <w:sz w:val="24"/>
+              </w:rPr>
+              <w:t>—</w:t>
             </w:r>
           </w:p>
         </w:tc>
@@ -492,7 +492,7 @@
         </w:tc>
         <w:tc>
           <w:tcPr>
-            <w:tcW w:type="dxa" w:w="1814"/>
+            <w:tcW w:type="dxa" w:w="1928"/>
           </w:tcPr>
           <w:p>
             <w:pPr>
@@ -512,27 +512,7 @@
         </w:tc>
         <w:tc>
           <w:tcPr>
-            <w:tcW w:type="dxa" w:w="1871"/>
-          </w:tcPr>
-          <w:p>
-            <w:pPr>
-              <w:spacing w:line="240" w:lineRule="auto" w:after="0"/>
-              <w:jc w:val="left"/>
-            </w:pPr>
-            <w:r/>
-            <w:r>
-              <w:rPr>
-                <w:rFonts w:ascii="Times New Roman" w:hAnsi="Times New Roman" w:eastAsia="Times New Roman"/>
-                <w:b w:val="0"/>
-                <w:sz w:val="24"/>
-              </w:rPr>
-              <w:t>Строковый</w:t>
-            </w:r>
-          </w:p>
-        </w:tc>
-        <w:tc>
-          <w:tcPr>
-            <w:tcW w:type="dxa" w:w="4195"/>
+            <w:tcW w:type="dxa" w:w="4252"/>
           </w:tcPr>
           <w:p>
             <w:pPr>
@@ -547,6 +527,26 @@
                 <w:sz w:val="24"/>
               </w:rPr>
               <w:t>Адрес тестируемого сайта</w:t>
+            </w:r>
+          </w:p>
+        </w:tc>
+        <w:tc>
+          <w:tcPr>
+            <w:tcW w:type="dxa" w:w="1701"/>
+          </w:tcPr>
+          <w:p>
+            <w:pPr>
+              <w:spacing w:line="240" w:lineRule="auto" w:after="0"/>
+              <w:jc w:val="left"/>
+            </w:pPr>
+            <w:r/>
+            <w:r>
+              <w:rPr>
+                <w:rFonts w:ascii="Times New Roman" w:hAnsi="Times New Roman" w:eastAsia="Times New Roman"/>
+                <w:b w:val="0"/>
+                <w:sz w:val="24"/>
+              </w:rPr>
+              <w:t>—</w:t>
             </w:r>
           </w:p>
         </w:tc>
@@ -573,7 +573,7 @@
         </w:tc>
         <w:tc>
           <w:tcPr>
-            <w:tcW w:type="dxa" w:w="1814"/>
+            <w:tcW w:type="dxa" w:w="1928"/>
           </w:tcPr>
           <w:p>
             <w:pPr>
@@ -593,27 +593,7 @@
         </w:tc>
         <w:tc>
           <w:tcPr>
-            <w:tcW w:type="dxa" w:w="1871"/>
-          </w:tcPr>
-          <w:p>
-            <w:pPr>
-              <w:spacing w:line="240" w:lineRule="auto" w:after="0"/>
-              <w:jc w:val="left"/>
-            </w:pPr>
-            <w:r/>
-            <w:r>
-              <w:rPr>
-                <w:rFonts w:ascii="Times New Roman" w:hAnsi="Times New Roman" w:eastAsia="Times New Roman"/>
-                <w:b w:val="0"/>
-                <w:sz w:val="24"/>
-              </w:rPr>
-              <w:t>Целочисленный</w:t>
-            </w:r>
-          </w:p>
-        </w:tc>
-        <w:tc>
-          <w:tcPr>
-            <w:tcW w:type="dxa" w:w="4195"/>
+            <w:tcW w:type="dxa" w:w="4252"/>
           </w:tcPr>
           <w:p>
             <w:pPr>
@@ -628,6 +608,26 @@
                 <w:sz w:val="24"/>
               </w:rPr>
               <w:t>Всего тестов</w:t>
+            </w:r>
+          </w:p>
+        </w:tc>
+        <w:tc>
+          <w:tcPr>
+            <w:tcW w:type="dxa" w:w="1701"/>
+          </w:tcPr>
+          <w:p>
+            <w:pPr>
+              <w:spacing w:line="240" w:lineRule="auto" w:after="0"/>
+              <w:jc w:val="left"/>
+            </w:pPr>
+            <w:r/>
+            <w:r>
+              <w:rPr>
+                <w:rFonts w:ascii="Times New Roman" w:hAnsi="Times New Roman" w:eastAsia="Times New Roman"/>
+                <w:b w:val="0"/>
+                <w:sz w:val="24"/>
+              </w:rPr>
+              <w:t>—</w:t>
             </w:r>
           </w:p>
         </w:tc>
@@ -654,7 +654,7 @@
         </w:tc>
         <w:tc>
           <w:tcPr>
-            <w:tcW w:type="dxa" w:w="1814"/>
+            <w:tcW w:type="dxa" w:w="1928"/>
           </w:tcPr>
           <w:p>
             <w:pPr>
@@ -674,27 +674,7 @@
         </w:tc>
         <w:tc>
           <w:tcPr>
-            <w:tcW w:type="dxa" w:w="1871"/>
-          </w:tcPr>
-          <w:p>
-            <w:pPr>
-              <w:spacing w:line="240" w:lineRule="auto" w:after="0"/>
-              <w:jc w:val="left"/>
-            </w:pPr>
-            <w:r/>
-            <w:r>
-              <w:rPr>
-                <w:rFonts w:ascii="Times New Roman" w:hAnsi="Times New Roman" w:eastAsia="Times New Roman"/>
-                <w:b w:val="0"/>
-                <w:sz w:val="24"/>
-              </w:rPr>
-              <w:t>Целочисленный</w:t>
-            </w:r>
-          </w:p>
-        </w:tc>
-        <w:tc>
-          <w:tcPr>
-            <w:tcW w:type="dxa" w:w="4195"/>
+            <w:tcW w:type="dxa" w:w="4252"/>
           </w:tcPr>
           <w:p>
             <w:pPr>
@@ -709,6 +689,26 @@
                 <w:sz w:val="24"/>
               </w:rPr>
               <w:t>Успешно</w:t>
+            </w:r>
+          </w:p>
+        </w:tc>
+        <w:tc>
+          <w:tcPr>
+            <w:tcW w:type="dxa" w:w="1701"/>
+          </w:tcPr>
+          <w:p>
+            <w:pPr>
+              <w:spacing w:line="240" w:lineRule="auto" w:after="0"/>
+              <w:jc w:val="left"/>
+            </w:pPr>
+            <w:r/>
+            <w:r>
+              <w:rPr>
+                <w:rFonts w:ascii="Times New Roman" w:hAnsi="Times New Roman" w:eastAsia="Times New Roman"/>
+                <w:b w:val="0"/>
+                <w:sz w:val="24"/>
+              </w:rPr>
+              <w:t>—</w:t>
             </w:r>
           </w:p>
         </w:tc>
@@ -735,7 +735,7 @@
         </w:tc>
         <w:tc>
           <w:tcPr>
-            <w:tcW w:type="dxa" w:w="1814"/>
+            <w:tcW w:type="dxa" w:w="1928"/>
           </w:tcPr>
           <w:p>
             <w:pPr>
@@ -755,27 +755,7 @@
         </w:tc>
         <w:tc>
           <w:tcPr>
-            <w:tcW w:type="dxa" w:w="1871"/>
-          </w:tcPr>
-          <w:p>
-            <w:pPr>
-              <w:spacing w:line="240" w:lineRule="auto" w:after="0"/>
-              <w:jc w:val="left"/>
-            </w:pPr>
-            <w:r/>
-            <w:r>
-              <w:rPr>
-                <w:rFonts w:ascii="Times New Roman" w:hAnsi="Times New Roman" w:eastAsia="Times New Roman"/>
-                <w:b w:val="0"/>
-                <w:sz w:val="24"/>
-              </w:rPr>
-              <w:t>Целочисленный</w:t>
-            </w:r>
-          </w:p>
-        </w:tc>
-        <w:tc>
-          <w:tcPr>
-            <w:tcW w:type="dxa" w:w="4195"/>
+            <w:tcW w:type="dxa" w:w="4252"/>
           </w:tcPr>
           <w:p>
             <w:pPr>
@@ -790,6 +770,26 @@
                 <w:sz w:val="24"/>
               </w:rPr>
               <w:t>Провалено</w:t>
+            </w:r>
+          </w:p>
+        </w:tc>
+        <w:tc>
+          <w:tcPr>
+            <w:tcW w:type="dxa" w:w="1701"/>
+          </w:tcPr>
+          <w:p>
+            <w:pPr>
+              <w:spacing w:line="240" w:lineRule="auto" w:after="0"/>
+              <w:jc w:val="left"/>
+            </w:pPr>
+            <w:r/>
+            <w:r>
+              <w:rPr>
+                <w:rFonts w:ascii="Times New Roman" w:hAnsi="Times New Roman" w:eastAsia="Times New Roman"/>
+                <w:b w:val="0"/>
+                <w:sz w:val="24"/>
+              </w:rPr>
+              <w:t>—</w:t>
             </w:r>
           </w:p>
         </w:tc>
@@ -816,7 +816,7 @@
         </w:tc>
         <w:tc>
           <w:tcPr>
-            <w:tcW w:type="dxa" w:w="1814"/>
+            <w:tcW w:type="dxa" w:w="1928"/>
           </w:tcPr>
           <w:p>
             <w:pPr>
@@ -836,27 +836,7 @@
         </w:tc>
         <w:tc>
           <w:tcPr>
-            <w:tcW w:type="dxa" w:w="1871"/>
-          </w:tcPr>
-          <w:p>
-            <w:pPr>
-              <w:spacing w:line="240" w:lineRule="auto" w:after="0"/>
-              <w:jc w:val="left"/>
-            </w:pPr>
-            <w:r/>
-            <w:r>
-              <w:rPr>
-                <w:rFonts w:ascii="Times New Roman" w:hAnsi="Times New Roman" w:eastAsia="Times New Roman"/>
-                <w:b w:val="0"/>
-                <w:sz w:val="24"/>
-              </w:rPr>
-              <w:t>Целочисленный</w:t>
-            </w:r>
-          </w:p>
-        </w:tc>
-        <w:tc>
-          <w:tcPr>
-            <w:tcW w:type="dxa" w:w="4195"/>
+            <w:tcW w:type="dxa" w:w="4252"/>
           </w:tcPr>
           <w:p>
             <w:pPr>
@@ -871,6 +851,26 @@
                 <w:sz w:val="24"/>
               </w:rPr>
               <w:t>Пропущено</w:t>
+            </w:r>
+          </w:p>
+        </w:tc>
+        <w:tc>
+          <w:tcPr>
+            <w:tcW w:type="dxa" w:w="1701"/>
+          </w:tcPr>
+          <w:p>
+            <w:pPr>
+              <w:spacing w:line="240" w:lineRule="auto" w:after="0"/>
+              <w:jc w:val="left"/>
+            </w:pPr>
+            <w:r/>
+            <w:r>
+              <w:rPr>
+                <w:rFonts w:ascii="Times New Roman" w:hAnsi="Times New Roman" w:eastAsia="Times New Roman"/>
+                <w:b w:val="0"/>
+                <w:sz w:val="24"/>
+              </w:rPr>
+              <w:t>—</w:t>
             </w:r>
           </w:p>
         </w:tc>
@@ -897,7 +897,7 @@
         </w:tc>
         <w:tc>
           <w:tcPr>
-            <w:tcW w:type="dxa" w:w="1814"/>
+            <w:tcW w:type="dxa" w:w="1928"/>
           </w:tcPr>
           <w:p>
             <w:pPr>
@@ -917,27 +917,7 @@
         </w:tc>
         <w:tc>
           <w:tcPr>
-            <w:tcW w:type="dxa" w:w="1871"/>
-          </w:tcPr>
-          <w:p>
-            <w:pPr>
-              <w:spacing w:line="240" w:lineRule="auto" w:after="0"/>
-              <w:jc w:val="left"/>
-            </w:pPr>
-            <w:r/>
-            <w:r>
-              <w:rPr>
-                <w:rFonts w:ascii="Times New Roman" w:hAnsi="Times New Roman" w:eastAsia="Times New Roman"/>
-                <w:b w:val="0"/>
-                <w:sz w:val="24"/>
-              </w:rPr>
-              <w:t>Целочисленный</w:t>
-            </w:r>
-          </w:p>
-        </w:tc>
-        <w:tc>
-          <w:tcPr>
-            <w:tcW w:type="dxa" w:w="4195"/>
+            <w:tcW w:type="dxa" w:w="4252"/>
           </w:tcPr>
           <w:p>
             <w:pPr>
@@ -952,6 +932,26 @@
                 <w:sz w:val="24"/>
               </w:rPr>
               <w:t>Длительность прогона, мс</w:t>
+            </w:r>
+          </w:p>
+        </w:tc>
+        <w:tc>
+          <w:tcPr>
+            <w:tcW w:type="dxa" w:w="1701"/>
+          </w:tcPr>
+          <w:p>
+            <w:pPr>
+              <w:spacing w:line="240" w:lineRule="auto" w:after="0"/>
+              <w:jc w:val="left"/>
+            </w:pPr>
+            <w:r/>
+            <w:r>
+              <w:rPr>
+                <w:rFonts w:ascii="Times New Roman" w:hAnsi="Times New Roman" w:eastAsia="Times New Roman"/>
+                <w:b w:val="0"/>
+                <w:sz w:val="24"/>
+              </w:rPr>
+              <w:t>—</w:t>
             </w:r>
           </w:p>
         </w:tc>
@@ -979,7 +979,7 @@
         </w:tc>
         <w:tc>
           <w:tcPr>
-            <w:tcW w:type="dxa" w:w="1814"/>
+            <w:tcW w:type="dxa" w:w="1928"/>
           </w:tcPr>
           <w:p>
             <w:pPr>
@@ -999,7 +999,7 @@
         </w:tc>
         <w:tc>
           <w:tcPr>
-            <w:tcW w:type="dxa" w:w="1871"/>
+            <w:tcW w:type="dxa" w:w="4252"/>
           </w:tcPr>
           <w:p>
             <w:pPr>
@@ -1013,13 +1013,13 @@
                 <w:b w:val="0"/>
                 <w:sz w:val="24"/>
               </w:rPr>
-              <w:t>Целочисленный</w:t>
+              <w:t>Идентификатор результата</w:t>
             </w:r>
           </w:p>
         </w:tc>
         <w:tc>
           <w:tcPr>
-            <w:tcW w:type="dxa" w:w="4195"/>
+            <w:tcW w:type="dxa" w:w="1701"/>
           </w:tcPr>
           <w:p>
             <w:pPr>
@@ -1033,7 +1033,7 @@
                 <w:b w:val="0"/>
                 <w:sz w:val="24"/>
               </w:rPr>
-              <w:t>Первичный ключ (PK)</w:t>
+              <w:t>PK</w:t>
             </w:r>
           </w:p>
         </w:tc>
@@ -1060,7 +1060,7 @@
         </w:tc>
         <w:tc>
           <w:tcPr>
-            <w:tcW w:type="dxa" w:w="1814"/>
+            <w:tcW w:type="dxa" w:w="1928"/>
           </w:tcPr>
           <w:p>
             <w:pPr>
@@ -1080,7 +1080,7 @@
         </w:tc>
         <w:tc>
           <w:tcPr>
-            <w:tcW w:type="dxa" w:w="1871"/>
+            <w:tcW w:type="dxa" w:w="4252"/>
           </w:tcPr>
           <w:p>
             <w:pPr>
@@ -1094,13 +1094,13 @@
                 <w:b w:val="0"/>
                 <w:sz w:val="24"/>
               </w:rPr>
-              <w:t>Целочисленный</w:t>
+              <w:t>Ссылка на прогон (test_run.id)</w:t>
             </w:r>
           </w:p>
         </w:tc>
         <w:tc>
           <w:tcPr>
-            <w:tcW w:type="dxa" w:w="4195"/>
+            <w:tcW w:type="dxa" w:w="1701"/>
           </w:tcPr>
           <w:p>
             <w:pPr>
@@ -1114,7 +1114,7 @@
                 <w:b w:val="0"/>
                 <w:sz w:val="24"/>
               </w:rPr>
-              <w:t>Внешний ключ (FK) → test_run.id</w:t>
+              <w:t>FK</w:t>
             </w:r>
           </w:p>
         </w:tc>
@@ -1141,7 +1141,7 @@
         </w:tc>
         <w:tc>
           <w:tcPr>
-            <w:tcW w:type="dxa" w:w="1814"/>
+            <w:tcW w:type="dxa" w:w="1928"/>
           </w:tcPr>
           <w:p>
             <w:pPr>
@@ -1161,27 +1161,7 @@
         </w:tc>
         <w:tc>
           <w:tcPr>
-            <w:tcW w:type="dxa" w:w="1871"/>
-          </w:tcPr>
-          <w:p>
-            <w:pPr>
-              <w:spacing w:line="240" w:lineRule="auto" w:after="0"/>
-              <w:jc w:val="left"/>
-            </w:pPr>
-            <w:r/>
-            <w:r>
-              <w:rPr>
-                <w:rFonts w:ascii="Times New Roman" w:hAnsi="Times New Roman" w:eastAsia="Times New Roman"/>
-                <w:b w:val="0"/>
-                <w:sz w:val="24"/>
-              </w:rPr>
-              <w:t>Строковый</w:t>
-            </w:r>
-          </w:p>
-        </w:tc>
-        <w:tc>
-          <w:tcPr>
-            <w:tcW w:type="dxa" w:w="4195"/>
+            <w:tcW w:type="dxa" w:w="4252"/>
           </w:tcPr>
           <w:p>
             <w:pPr>
@@ -1196,6 +1176,26 @@
                 <w:sz w:val="24"/>
               </w:rPr>
               <w:t>Класс теста</w:t>
+            </w:r>
+          </w:p>
+        </w:tc>
+        <w:tc>
+          <w:tcPr>
+            <w:tcW w:type="dxa" w:w="1701"/>
+          </w:tcPr>
+          <w:p>
+            <w:pPr>
+              <w:spacing w:line="240" w:lineRule="auto" w:after="0"/>
+              <w:jc w:val="left"/>
+            </w:pPr>
+            <w:r/>
+            <w:r>
+              <w:rPr>
+                <w:rFonts w:ascii="Times New Roman" w:hAnsi="Times New Roman" w:eastAsia="Times New Roman"/>
+                <w:b w:val="0"/>
+                <w:sz w:val="24"/>
+              </w:rPr>
+              <w:t>—</w:t>
             </w:r>
           </w:p>
         </w:tc>
@@ -1222,7 +1222,7 @@
         </w:tc>
         <w:tc>
           <w:tcPr>
-            <w:tcW w:type="dxa" w:w="1814"/>
+            <w:tcW w:type="dxa" w:w="1928"/>
           </w:tcPr>
           <w:p>
             <w:pPr>
@@ -1242,27 +1242,7 @@
         </w:tc>
         <w:tc>
           <w:tcPr>
-            <w:tcW w:type="dxa" w:w="1871"/>
-          </w:tcPr>
-          <w:p>
-            <w:pPr>
-              <w:spacing w:line="240" w:lineRule="auto" w:after="0"/>
-              <w:jc w:val="left"/>
-            </w:pPr>
-            <w:r/>
-            <w:r>
-              <w:rPr>
-                <w:rFonts w:ascii="Times New Roman" w:hAnsi="Times New Roman" w:eastAsia="Times New Roman"/>
-                <w:b w:val="0"/>
-                <w:sz w:val="24"/>
-              </w:rPr>
-              <w:t>Строковый</w:t>
-            </w:r>
-          </w:p>
-        </w:tc>
-        <w:tc>
-          <w:tcPr>
-            <w:tcW w:type="dxa" w:w="4195"/>
+            <w:tcW w:type="dxa" w:w="4252"/>
           </w:tcPr>
           <w:p>
             <w:pPr>
@@ -1277,6 +1257,26 @@
                 <w:sz w:val="24"/>
               </w:rPr>
               <w:t>Метод теста</w:t>
+            </w:r>
+          </w:p>
+        </w:tc>
+        <w:tc>
+          <w:tcPr>
+            <w:tcW w:type="dxa" w:w="1701"/>
+          </w:tcPr>
+          <w:p>
+            <w:pPr>
+              <w:spacing w:line="240" w:lineRule="auto" w:after="0"/>
+              <w:jc w:val="left"/>
+            </w:pPr>
+            <w:r/>
+            <w:r>
+              <w:rPr>
+                <w:rFonts w:ascii="Times New Roman" w:hAnsi="Times New Roman" w:eastAsia="Times New Roman"/>
+                <w:b w:val="0"/>
+                <w:sz w:val="24"/>
+              </w:rPr>
+              <w:t>—</w:t>
             </w:r>
           </w:p>
         </w:tc>
@@ -1303,7 +1303,7 @@
         </w:tc>
         <w:tc>
           <w:tcPr>
-            <w:tcW w:type="dxa" w:w="1814"/>
+            <w:tcW w:type="dxa" w:w="1928"/>
           </w:tcPr>
           <w:p>
             <w:pPr>
@@ -1323,27 +1323,7 @@
         </w:tc>
         <w:tc>
           <w:tcPr>
-            <w:tcW w:type="dxa" w:w="1871"/>
-          </w:tcPr>
-          <w:p>
-            <w:pPr>
-              <w:spacing w:line="240" w:lineRule="auto" w:after="0"/>
-              <w:jc w:val="left"/>
-            </w:pPr>
-            <w:r/>
-            <w:r>
-              <w:rPr>
-                <w:rFonts w:ascii="Times New Roman" w:hAnsi="Times New Roman" w:eastAsia="Times New Roman"/>
-                <w:b w:val="0"/>
-                <w:sz w:val="24"/>
-              </w:rPr>
-              <w:t>Логический</w:t>
-            </w:r>
-          </w:p>
-        </w:tc>
-        <w:tc>
-          <w:tcPr>
-            <w:tcW w:type="dxa" w:w="4195"/>
+            <w:tcW w:type="dxa" w:w="4252"/>
           </w:tcPr>
           <w:p>
             <w:pPr>
@@ -1358,6 +1338,26 @@
                 <w:sz w:val="24"/>
               </w:rPr>
               <w:t>Успешность (пройден/не пройден)</w:t>
+            </w:r>
+          </w:p>
+        </w:tc>
+        <w:tc>
+          <w:tcPr>
+            <w:tcW w:type="dxa" w:w="1701"/>
+          </w:tcPr>
+          <w:p>
+            <w:pPr>
+              <w:spacing w:line="240" w:lineRule="auto" w:after="0"/>
+              <w:jc w:val="left"/>
+            </w:pPr>
+            <w:r/>
+            <w:r>
+              <w:rPr>
+                <w:rFonts w:ascii="Times New Roman" w:hAnsi="Times New Roman" w:eastAsia="Times New Roman"/>
+                <w:b w:val="0"/>
+                <w:sz w:val="24"/>
+              </w:rPr>
+              <w:t>—</w:t>
             </w:r>
           </w:p>
         </w:tc>
@@ -1384,7 +1384,7 @@
         </w:tc>
         <w:tc>
           <w:tcPr>
-            <w:tcW w:type="dxa" w:w="1814"/>
+            <w:tcW w:type="dxa" w:w="1928"/>
           </w:tcPr>
           <w:p>
             <w:pPr>
@@ -1404,27 +1404,7 @@
         </w:tc>
         <w:tc>
           <w:tcPr>
-            <w:tcW w:type="dxa" w:w="1871"/>
-          </w:tcPr>
-          <w:p>
-            <w:pPr>
-              <w:spacing w:line="240" w:lineRule="auto" w:after="0"/>
-              <w:jc w:val="left"/>
-            </w:pPr>
-            <w:r/>
-            <w:r>
-              <w:rPr>
-                <w:rFonts w:ascii="Times New Roman" w:hAnsi="Times New Roman" w:eastAsia="Times New Roman"/>
-                <w:b w:val="0"/>
-                <w:sz w:val="24"/>
-              </w:rPr>
-              <w:t>Строковый</w:t>
-            </w:r>
-          </w:p>
-        </w:tc>
-        <w:tc>
-          <w:tcPr>
-            <w:tcW w:type="dxa" w:w="4195"/>
+            <w:tcW w:type="dxa" w:w="4252"/>
           </w:tcPr>
           <w:p>
             <w:pPr>
@@ -1439,6 +1419,26 @@
                 <w:sz w:val="24"/>
               </w:rPr>
               <w:t>Сообщение об ошибке (может отсутствовать)</w:t>
+            </w:r>
+          </w:p>
+        </w:tc>
+        <w:tc>
+          <w:tcPr>
+            <w:tcW w:type="dxa" w:w="1701"/>
+          </w:tcPr>
+          <w:p>
+            <w:pPr>
+              <w:spacing w:line="240" w:lineRule="auto" w:after="0"/>
+              <w:jc w:val="left"/>
+            </w:pPr>
+            <w:r/>
+            <w:r>
+              <w:rPr>
+                <w:rFonts w:ascii="Times New Roman" w:hAnsi="Times New Roman" w:eastAsia="Times New Roman"/>
+                <w:b w:val="0"/>
+                <w:sz w:val="24"/>
+              </w:rPr>
+              <w:t>—</w:t>
             </w:r>
           </w:p>
         </w:tc>
@@ -1465,7 +1465,7 @@
         </w:tc>
         <w:tc>
           <w:tcPr>
-            <w:tcW w:type="dxa" w:w="1814"/>
+            <w:tcW w:type="dxa" w:w="1928"/>
           </w:tcPr>
           <w:p>
             <w:pPr>
@@ -1485,27 +1485,7 @@
         </w:tc>
         <w:tc>
           <w:tcPr>
-            <w:tcW w:type="dxa" w:w="1871"/>
-          </w:tcPr>
-          <w:p>
-            <w:pPr>
-              <w:spacing w:line="240" w:lineRule="auto" w:after="0"/>
-              <w:jc w:val="left"/>
-            </w:pPr>
-            <w:r/>
-            <w:r>
-              <w:rPr>
-                <w:rFonts w:ascii="Times New Roman" w:hAnsi="Times New Roman" w:eastAsia="Times New Roman"/>
-                <w:b w:val="0"/>
-                <w:sz w:val="24"/>
-              </w:rPr>
-              <w:t>Целочисленный</w:t>
-            </w:r>
-          </w:p>
-        </w:tc>
-        <w:tc>
-          <w:tcPr>
-            <w:tcW w:type="dxa" w:w="4195"/>
+            <w:tcW w:type="dxa" w:w="4252"/>
           </w:tcPr>
           <w:p>
             <w:pPr>
@@ -1520,6 +1500,26 @@
                 <w:sz w:val="24"/>
               </w:rPr>
               <w:t>Длительность тест-кейса, мс</w:t>
+            </w:r>
+          </w:p>
+        </w:tc>
+        <w:tc>
+          <w:tcPr>
+            <w:tcW w:type="dxa" w:w="1701"/>
+          </w:tcPr>
+          <w:p>
+            <w:pPr>
+              <w:spacing w:line="240" w:lineRule="auto" w:after="0"/>
+              <w:jc w:val="left"/>
+            </w:pPr>
+            <w:r/>
+            <w:r>
+              <w:rPr>
+                <w:rFonts w:ascii="Times New Roman" w:hAnsi="Times New Roman" w:eastAsia="Times New Roman"/>
+                <w:b w:val="0"/>
+                <w:sz w:val="24"/>
+              </w:rPr>
+              <w:t>—</w:t>
             </w:r>
           </w:p>
         </w:tc>
